--- a/Docs/MI-TI2.docx
+++ b/Docs/MI-TI2.docx
@@ -949,121 +949,7 @@
         <w:rPr>
           <w:rFonts w:ascii="Times New Roman" w:hAnsi="Times New Roman" w:cs="Times New Roman"/>
         </w:rPr>
-        <w:t xml:space="preserve"> R</w:t>
-      </w:r>
-      <w:r>
-        <w:rPr>
-          <w:rFonts w:ascii="Times New Roman" w:hAnsi="Times New Roman" w:cs="Times New Roman"/>
-        </w:rPr>
-        <w:t>ecor</w:t>
-      </w:r>
-      <w:r>
-        <w:rPr>
-          <w:rFonts w:ascii="Times New Roman" w:hAnsi="Times New Roman" w:cs="Times New Roman"/>
-        </w:rPr>
-        <w:t>rido</w:t>
-      </w:r>
-      <w:r>
-        <w:rPr>
-          <w:rFonts w:ascii="Times New Roman" w:hAnsi="Times New Roman" w:cs="Times New Roman"/>
-        </w:rPr>
-        <w:t xml:space="preserve"> </w:t>
-      </w:r>
-      <w:r>
-        <w:rPr>
-          <w:rFonts w:ascii="Times New Roman" w:hAnsi="Times New Roman" w:cs="Times New Roman"/>
-        </w:rPr>
-        <w:t>d</w:t>
-      </w:r>
-      <w:r>
-        <w:rPr>
-          <w:rFonts w:ascii="Times New Roman" w:hAnsi="Times New Roman" w:cs="Times New Roman"/>
-        </w:rPr>
-        <w:t>el grafo por niveles (en anchura),</w:t>
-      </w:r>
-      <w:r>
-        <w:rPr>
-          <w:rFonts w:ascii="Times New Roman" w:hAnsi="Times New Roman" w:cs="Times New Roman"/>
-        </w:rPr>
-        <w:t xml:space="preserve"> </w:t>
-      </w:r>
-      <w:r>
-        <w:rPr>
-          <w:rFonts w:ascii="Times New Roman" w:hAnsi="Times New Roman" w:cs="Times New Roman"/>
-        </w:rPr>
-        <w:t>exploran todos los vecinos</w:t>
-      </w:r>
-      <w:r>
-        <w:rPr>
-          <w:rFonts w:ascii="Times New Roman" w:hAnsi="Times New Roman" w:cs="Times New Roman"/>
-        </w:rPr>
-        <w:t xml:space="preserve"> de un nodo </w:t>
-      </w:r>
-      <w:r>
-        <w:rPr>
-          <w:rFonts w:ascii="Times New Roman" w:hAnsi="Times New Roman" w:cs="Times New Roman"/>
-        </w:rPr>
-        <w:t>antes de avanzar.</w:t>
-      </w:r>
-      <w:r>
-        <w:rPr>
-          <w:rFonts w:ascii="Times New Roman" w:hAnsi="Times New Roman" w:cs="Times New Roman"/>
-        </w:rPr>
-        <w:t xml:space="preserve"> Es i</w:t>
-      </w:r>
-      <w:r>
-        <w:rPr>
-          <w:rFonts w:ascii="Times New Roman" w:hAnsi="Times New Roman" w:cs="Times New Roman"/>
-        </w:rPr>
-        <w:t>deal para encontrar</w:t>
-      </w:r>
-      <w:r>
-        <w:rPr>
-          <w:rFonts w:ascii="Times New Roman" w:hAnsi="Times New Roman" w:cs="Times New Roman"/>
-        </w:rPr>
-        <w:t xml:space="preserve"> </w:t>
-      </w:r>
-      <w:r>
-        <w:rPr>
-          <w:rFonts w:ascii="Times New Roman" w:hAnsi="Times New Roman" w:cs="Times New Roman"/>
-        </w:rPr>
-        <w:t>ruta</w:t>
-      </w:r>
-      <w:r>
-        <w:rPr>
-          <w:rFonts w:ascii="Times New Roman" w:hAnsi="Times New Roman" w:cs="Times New Roman"/>
-        </w:rPr>
-        <w:t>s</w:t>
-      </w:r>
-      <w:r>
-        <w:rPr>
-          <w:rFonts w:ascii="Times New Roman" w:hAnsi="Times New Roman" w:cs="Times New Roman"/>
-        </w:rPr>
-        <w:t xml:space="preserve"> corta</w:t>
-      </w:r>
-      <w:r>
-        <w:rPr>
-          <w:rFonts w:ascii="Times New Roman" w:hAnsi="Times New Roman" w:cs="Times New Roman"/>
-        </w:rPr>
-        <w:t>s</w:t>
-      </w:r>
-      <w:r>
-        <w:rPr>
-          <w:rFonts w:ascii="Times New Roman" w:hAnsi="Times New Roman" w:cs="Times New Roman"/>
-        </w:rPr>
-        <w:t xml:space="preserve"> en cantidad de pasos. </w:t>
-      </w:r>
-      <w:r>
-        <w:rPr>
-          <w:rFonts w:ascii="Times New Roman" w:hAnsi="Times New Roman" w:cs="Times New Roman"/>
-        </w:rPr>
-        <w:t xml:space="preserve">No requiere los </w:t>
-      </w:r>
-      <w:r>
-        <w:rPr>
-          <w:rFonts w:ascii="Times New Roman" w:hAnsi="Times New Roman" w:cs="Times New Roman"/>
-        </w:rPr>
-        <w:t xml:space="preserve">pesos, </w:t>
+        <w:t xml:space="preserve"> Recorrido del grafo por niveles (en anchura), exploran todos los vecinos de un nodo antes de avanzar. Es ideal para encontrar rutas cortas en cantidad de pasos. No requiere los pesos, </w:t>
       </w:r>
       <w:r>
         <w:rPr>
@@ -2068,19 +1954,7 @@
               <w:rPr>
                 <w:rFonts w:ascii="Times New Roman" w:hAnsi="Times New Roman" w:cs="Times New Roman"/>
               </w:rPr>
-              <w:t xml:space="preserve">Representarlo como una </w:t>
-            </w:r>
-            <w:r>
-              <w:rPr>
-                <w:rFonts w:ascii="Times New Roman" w:hAnsi="Times New Roman" w:cs="Times New Roman"/>
-              </w:rPr>
-              <w:t>lista</w:t>
-            </w:r>
-            <w:r>
-              <w:rPr>
-                <w:rFonts w:ascii="Times New Roman" w:hAnsi="Times New Roman" w:cs="Times New Roman"/>
-              </w:rPr>
-              <w:t xml:space="preserve"> de adyacencia</w:t>
+              <w:t>Representarlo como una lista de adyacencia</w:t>
             </w:r>
             <w:r>
               <w:rPr>
@@ -2151,13 +2025,7 @@
               <w:rPr>
                 <w:rFonts w:ascii="Times New Roman" w:hAnsi="Times New Roman" w:cs="Times New Roman"/>
               </w:rPr>
-              <w:t xml:space="preserve"> </w:t>
-            </w:r>
-            <w:r>
-              <w:rPr>
-                <w:rFonts w:ascii="Times New Roman" w:hAnsi="Times New Roman" w:cs="Times New Roman"/>
-              </w:rPr>
-              <w:t xml:space="preserve">si la habitación tiene alguna característica, </w:t>
+              <w:t xml:space="preserve"> si la habitación tiene alguna característica, </w:t>
             </w:r>
             <w:r>
               <w:rPr>
@@ -3463,13 +3331,7 @@
         <w:rPr>
           <w:rFonts w:ascii="Times New Roman" w:hAnsi="Times New Roman" w:cs="Times New Roman"/>
         </w:rPr>
-        <w:t>Se considera la posibilidad de agregar una “visión limitada” para ajustar la dificultad en caso de que el juego se vuelva demasiado predecible</w:t>
-      </w:r>
-      <w:r>
-        <w:rPr>
-          <w:rFonts w:ascii="Times New Roman" w:hAnsi="Times New Roman" w:cs="Times New Roman"/>
-        </w:rPr>
-        <w:t xml:space="preserve"> </w:t>
+        <w:t xml:space="preserve">Se considera la posibilidad de agregar una “visión limitada” para ajustar la dificultad en caso de que el juego se vuelva demasiado predecible </w:t>
       </w:r>
       <w:r>
         <w:rPr>
@@ -4083,6 +3945,82 @@
           <w:rFonts w:ascii="Times New Roman" w:hAnsi="Times New Roman" w:cs="Times New Roman"/>
         </w:rPr>
         <w:t>”.</w:t>
+      </w:r>
+    </w:p>
+    <w:p>
+      <w:pPr>
+        <w:rPr>
+          <w:rFonts w:ascii="Times New Roman" w:hAnsi="Times New Roman" w:cs="Times New Roman"/>
+        </w:rPr>
+      </w:pPr>
+      <w:r>
+        <w:rPr>
+          <w:rFonts w:ascii="Times New Roman" w:hAnsi="Times New Roman" w:cs="Times New Roman"/>
+        </w:rPr>
+        <w:t xml:space="preserve">Adicionalmente, en la carpeta </w:t>
+      </w:r>
+      <w:r>
+        <w:rPr>
+          <w:rFonts w:ascii="Times New Roman" w:hAnsi="Times New Roman" w:cs="Times New Roman"/>
+        </w:rPr>
+        <w:t>“</w:t>
+      </w:r>
+      <w:proofErr w:type="spellStart"/>
+      <w:r>
+        <w:rPr>
+          <w:rFonts w:ascii="Times New Roman" w:hAnsi="Times New Roman" w:cs="Times New Roman"/>
+          <w:i/>
+          <w:iCs/>
+        </w:rPr>
+        <w:t>D</w:t>
+      </w:r>
+      <w:r>
+        <w:rPr>
+          <w:rFonts w:ascii="Times New Roman" w:hAnsi="Times New Roman" w:cs="Times New Roman"/>
+          <w:i/>
+          <w:iCs/>
+        </w:rPr>
+        <w:t>ocs</w:t>
+      </w:r>
+      <w:proofErr w:type="spellEnd"/>
+      <w:r>
+        <w:rPr>
+          <w:rFonts w:ascii="Times New Roman" w:hAnsi="Times New Roman" w:cs="Times New Roman"/>
+        </w:rPr>
+        <w:t>”</w:t>
+      </w:r>
+      <w:r>
+        <w:rPr>
+          <w:rFonts w:ascii="Times New Roman" w:hAnsi="Times New Roman" w:cs="Times New Roman"/>
+        </w:rPr>
+        <w:t xml:space="preserve"> también puede encontrar el grafo que funciona como mapa representado </w:t>
+      </w:r>
+      <w:r>
+        <w:rPr>
+          <w:rFonts w:ascii="Times New Roman" w:hAnsi="Times New Roman" w:cs="Times New Roman"/>
+        </w:rPr>
+        <w:t>visualmente</w:t>
+      </w:r>
+      <w:r>
+        <w:rPr>
+          <w:rFonts w:ascii="Times New Roman" w:hAnsi="Times New Roman" w:cs="Times New Roman"/>
+        </w:rPr>
+        <w:t xml:space="preserve">. También lo puede encontrar en la web que permitió realizarlo: </w:t>
+      </w:r>
+      <w:hyperlink r:id="rId7" w:history="1">
+        <w:r>
+          <w:rPr>
+            <w:rStyle w:val="Hipervnculo"/>
+            <w:rFonts w:ascii="Times New Roman" w:hAnsi="Times New Roman" w:cs="Times New Roman"/>
+          </w:rPr>
+          <w:t>http://graphonline.top/es/?graph=MaoHeIityUkQuDqi</w:t>
+        </w:r>
+      </w:hyperlink>
+      <w:r>
+        <w:rPr>
+          <w:rFonts w:ascii="Times New Roman" w:hAnsi="Times New Roman" w:cs="Times New Roman"/>
+        </w:rPr>
+        <w:t xml:space="preserve">  </w:t>
       </w:r>
     </w:p>
     <w:p>
@@ -7916,6 +7854,7 @@
   <w:style w:type="character" w:default="1" w:styleId="Fuentedeprrafopredeter">
     <w:name w:val="Default Paragraph Font"/>
     <w:uiPriority w:val="1"/>
+    <w:semiHidden/>
     <w:unhideWhenUsed/>
   </w:style>
   <w:style w:type="table" w:default="1" w:styleId="Tablanormal">
@@ -8258,6 +8197,18 @@
       </w:tblBorders>
     </w:tblPr>
   </w:style>
+  <w:style w:type="character" w:styleId="Mencinsinresolver">
+    <w:name w:val="Unresolved Mention"/>
+    <w:basedOn w:val="Fuentedeprrafopredeter"/>
+    <w:uiPriority w:val="99"/>
+    <w:semiHidden/>
+    <w:unhideWhenUsed/>
+    <w:rsid w:val="00955172"/>
+    <w:rPr>
+      <w:color w:val="605E5C"/>
+      <w:shd w:val="clear" w:color="auto" w:fill="E1DFDD"/>
+    </w:rPr>
+  </w:style>
 </w:styles>
 </file>
 
